--- a/tools/aubreylaw-docgeneration/templates/health-care-proxy.docx
+++ b/tools/aubreylaw-docgeneration/templates/health-care-proxy.docx
@@ -2,12 +2,6 @@
 <file path=word/document.xml><?xml version="1.0" encoding="utf-8"?>
 <w:document xmlns:wpc="http://schemas.microsoft.com/office/word/2010/wordprocessingCanvas" xmlns:mo="http://schemas.microsoft.com/office/mac/office/2008/main" xmlns:mc="http://schemas.openxmlformats.org/markup-compatibility/2006" xmlns:mv="urn:schemas-microsoft-com:mac:vml" xmlns:o="urn:schemas-microsoft-com:office:office" xmlns:r="http://schemas.openxmlformats.org/officeDocument/2006/relationships" xmlns:m="http://schemas.openxmlformats.org/officeDocument/2006/math" xmlns:v="urn:schemas-microsoft-com:vml" xmlns:wp14="http://schemas.microsoft.com/office/word/2010/wordprocessingDrawing" xmlns:wp="http://schemas.openxmlformats.org/drawingml/2006/wordprocessingDrawing" xmlns:w10="urn:schemas-microsoft-com:office:word" xmlns:w="http://schemas.openxmlformats.org/wordprocessingml/2006/main" xmlns:w14="http://schemas.microsoft.com/office/word/2010/wordml" xmlns:wpg="http://schemas.microsoft.com/office/word/2010/wordprocessingGroup" xmlns:wpi="http://schemas.microsoft.com/office/word/2010/wordprocessingInk" xmlns:wne="http://schemas.microsoft.com/office/word/2006/wordml" xmlns:wps="http://schemas.microsoft.com/office/word/2010/wordprocessingShape" mc:Ignorable="w14 wp14">
   <w:body>
-    <w:sectPr>
-      <w:pgSz w:w="12240" w:h="15840"/>
-      <w:pgMar w:top="1440" w:right="1800" w:bottom="1440" w:left="1800" w:header="720" w:footer="720" w:gutter="0"/>
-      <w:cols w:space="720"/>
-      <w:docGrid w:linePitch="360"/>
-    </w:sectPr>
     <w:p>
       <w:pPr>
         <w:pStyle w:val="DocumentTitle"/>
@@ -1785,12 +1779,7 @@
         <w:spacing w:after="240"/>
         <w:jc w:val="left"/>
         <w:sectPr>
-          <w:headerReference w:type="even" r:id="rId7"/>
-          <w:headerReference w:type="default" r:id="rId8"/>
-          <w:footerReference w:type="even" r:id="rId9"/>
-          <w:footerReference w:type="default" r:id="rId10"/>
-          <w:headerReference w:type="first" r:id="rId11"/>
-          <w:footerReference w:type="first" r:id="rId12"/>
+          <w:footerReference w:type="default" r:id="rId9"/>
           <w:pgSz w:w="12240" w:h="15840"/>
           <w:pgMar w:top="1440" w:right="1440" w:bottom="1440" w:left="1440" w:header="720" w:footer="720" w:gutter="0"/>
           <w:pgNumType w:start="1"/>
@@ -1809,8 +1798,107 @@
         <w:jc w:val="left"/>
       </w:pPr>
     </w:p>
+    <w:sectPr>
+      <w:pgSz w:w="12240" w:h="15840"/>
+      <w:pgMar w:top="1440" w:right="1800" w:bottom="1440" w:left="1800" w:header="720" w:footer="720" w:gutter="0"/>
+      <w:cols w:space="720"/>
+      <w:docGrid w:linePitch="360"/>
+    </w:sectPr>
   </w:body>
 </w:document>
+</file>
+
+<file path=word/footer1.xml><?xml version="1.0" encoding="utf-8"?>
+<w:ftr xmlns:wpc="http://schemas.microsoft.com/office/word/2010/wordprocessingCanvas" xmlns:cx="http://schemas.microsoft.com/office/drawing/2014/chartex" xmlns:cx1="http://schemas.microsoft.com/office/drawing/2015/9/8/chartex" xmlns:cx2="http://schemas.microsoft.com/office/drawing/2015/10/21/chartex" xmlns:cx3="http://schemas.microsoft.com/office/drawing/2016/5/9/chartex" xmlns:cx4="http://schemas.microsoft.com/office/drawing/2016/5/10/chartex" xmlns:cx5="http://schemas.microsoft.com/office/drawing/2016/5/11/chartex" xmlns:cx6="http://schemas.microsoft.com/office/drawing/2016/5/12/chartex" xmlns:cx7="http://schemas.microsoft.com/office/drawing/2016/5/13/chartex" xmlns:cx8="http://schemas.microsoft.com/office/drawing/2016/5/14/chartex" xmlns:mc="http://schemas.openxmlformats.org/markup-compatibility/2006" xmlns:m="http://schemas.openxmlformats.org/officeDocument/2006/math" xmlns:aink="http://schemas.microsoft.com/office/drawing/2016/ink" xmlns:am3d="http://schemas.microsoft.com/office/drawing/2017/model3d" xmlns:oel="http://schemas.microsoft.com/office/2019/extlst" xmlns:r="http://schemas.openxmlformats.org/officeDocument/2006/relationships" xmlns:wp14="http://schemas.microsoft.com/office/word/2010/wordprocessingDrawing" xmlns:wp="http://schemas.openxmlformats.org/drawingml/2006/wordprocessingDrawing" xmlns:wpg="http://schemas.microsoft.com/office/word/2010/wordprocessingGroup" xmlns:wpi="http://schemas.microsoft.com/office/word/2010/wordprocessingInk" xmlns:wps="http://schemas.microsoft.com/office/word/2010/wordprocessingShape" xmlns:o="urn:schemas-microsoft-com:office:office" xmlns:v="urn:schemas-microsoft-com:vml" xmlns:w10="urn:schemas-microsoft-com:office:word" xmlns:w="http://schemas.openxmlformats.org/wordprocessingml/2006/main" xmlns:w14="http://schemas.microsoft.com/office/word/2010/wordml" xmlns:w15="http://schemas.microsoft.com/office/word/2012/wordml" xmlns:w16cex="http://schemas.microsoft.com/office/word/2018/wordml/cex" xmlns:w16cid="http://schemas.microsoft.com/office/word/2016/wordml/cid" xmlns:w16="http://schemas.microsoft.com/office/word/2018/wordml" xmlns:w16sdtdh="http://schemas.microsoft.com/office/word/2020/wordml/sdtdatahash" xmlns:w16sdtfl="http://schemas.microsoft.com/office/word/2024/wordml/sdtformatlock" xmlns:w16se="http://schemas.microsoft.com/office/word/2015/wordml/symex" xmlns:w16du="http://schemas.microsoft.com/office/word/2023/wordml/word16du" xmlns:wne="http://schemas.microsoft.com/office/word/2006/wordml" mc:Ignorable="w14 w15 w16se w16cid w16 w16cex w16sdtdh w16sdtfl w16du wp14">
+  <w:p>
+    <w:pPr>
+      <w:pStyle w:val="Footer"/>
+      <w:tabs>
+        <w:tab w:val="clear" w:pos="4320"/>
+        <w:tab w:val="clear" w:pos="8640"/>
+      </w:tabs>
+      <w:jc w:val="center"/>
+    </w:pPr>
+  </w:p>
+  <w:p>
+    <w:pPr>
+      <w:pStyle w:val="Footer"/>
+      <w:tabs>
+        <w:tab w:val="clear" w:pos="4320"/>
+        <w:tab w:val="clear" w:pos="8640"/>
+      </w:tabs>
+      <w:jc w:val="center"/>
+      <w:rPr>
+        <w:szCs w:val="20"/>
+      </w:rPr>
+    </w:pPr>
+    <w:r>
+      <w:rPr>
+        <w:szCs w:val="20"/>
+      </w:rPr>
+      <w:t xml:space="preserve">MASSACHUSETTS </w:t>
+    </w:r>
+    <w:r>
+      <w:rPr>
+        <w:szCs w:val="20"/>
+      </w:rPr>
+      <w:t xml:space="preserve">HEALTH CARE PROXY OF </w:t>
+    </w:r>
+    <w:r>
+      <w:rPr>
+        <w:szCs w:val="20"/>
+      </w:rPr>
+      <w:t>[CLIENT]</w:t>
+    </w:r>
+  </w:p>
+  <w:p>
+    <w:pPr>
+      <w:pStyle w:val="Footer"/>
+      <w:tabs>
+        <w:tab w:val="clear" w:pos="4320"/>
+        <w:tab w:val="clear" w:pos="8640"/>
+      </w:tabs>
+      <w:jc w:val="center"/>
+    </w:pPr>
+    <w:r>
+      <w:rPr>
+        <w:szCs w:val="20"/>
+      </w:rPr>
+      <w:t xml:space="preserve">Page </w:t>
+    </w:r>
+    <w:r>
+      <w:rPr>
+        <w:szCs w:val="20"/>
+      </w:rPr>
+      <w:fldChar w:fldCharType="begin"/>
+    </w:r>
+    <w:r>
+      <w:rPr>
+        <w:szCs w:val="20"/>
+      </w:rPr>
+      <w:instrText xml:space="preserve"> PAGE </w:instrText>
+    </w:r>
+    <w:r>
+      <w:rPr>
+        <w:szCs w:val="20"/>
+      </w:rPr>
+      <w:fldChar w:fldCharType="separate"/>
+    </w:r>
+    <w:r>
+      <w:rPr>
+        <w:noProof/>
+        <w:szCs w:val="20"/>
+      </w:rPr>
+      <w:t>1</w:t>
+    </w:r>
+    <w:r>
+      <w:rPr>
+        <w:szCs w:val="20"/>
+      </w:rPr>
+      <w:fldChar w:fldCharType="end"/>
+    </w:r>
+  </w:p>
+</w:ftr>
 </file>
 
 <file path=word/numbering.xml><?xml version="1.0" encoding="utf-8"?>

--- a/tools/aubreylaw-docgeneration/templates/health-care-proxy.docx
+++ b/tools/aubreylaw-docgeneration/templates/health-care-proxy.docx
@@ -868,6 +868,126 @@
       </w:pPr>
       <w:r>
         <w:t>If I become unconscious or incompetent in a state where this Health Care Proxy is not enforceable, I authorize my Health Care Proxy to transport me or arrange for my transportation to a jurisdiction where my medical directives will be enforceable.</w:t>
+      </w:r>
+    </w:p>
+    <w:p>
+      <w:pPr>
+        <w:pStyle w:val="TextHeading3"/>
+        <w:tabs>
+          <w:tab w:val="left" w:pos="2160"/>
+          <w:tab w:val="left" w:pos="7920"/>
+        </w:tabs>
+        <w:rPr>
+          <w:szCs w:val="24"/>
+        </w:rPr>
+      </w:pPr>
+      <w:r>
+        <w:rPr>
+          <w:szCs w:val="24"/>
+        </w:rPr>
+        <w:t>{% if hcp_anatomical_all %}</w:t>
+      </w:r>
+    </w:p>
+    <w:p>
+      <w:pPr>
+        <w:pStyle w:val="Heading2"/>
+      </w:pPr>
+      <w:r>
+        <w:t>Anatomical Gift</w:t>
+      </w:r>
+    </w:p>
+    <w:p>
+      <w:pPr>
+        <w:pStyle w:val="TextHeading2"/>
+      </w:pPr>
+      <w:r>
+        <w:t>Upon my death, I give any needed organs, tissues, and parts of my body. My gift is for any purpose authorized by law, including transplantation, therapy, research, or education.</w:t>
+      </w:r>
+    </w:p>
+    <w:p>
+      <w:pPr>
+        <w:pStyle w:val="TextHeading3"/>
+        <w:tabs>
+          <w:tab w:val="left" w:pos="2160"/>
+          <w:tab w:val="left" w:pos="7920"/>
+        </w:tabs>
+        <w:rPr>
+          <w:szCs w:val="24"/>
+        </w:rPr>
+      </w:pPr>
+      <w:r>
+        <w:rPr>
+          <w:szCs w:val="24"/>
+        </w:rPr>
+        <w:t>{% elif hcp_anatomical_specified %}</w:t>
+      </w:r>
+    </w:p>
+    <w:p>
+      <w:pPr>
+        <w:pStyle w:val="Heading2"/>
+      </w:pPr>
+      <w:r>
+        <w:t>Anatomical Gift</w:t>
+      </w:r>
+    </w:p>
+    <w:p>
+      <w:pPr>
+        <w:pStyle w:val="TextHeading2"/>
+      </w:pPr>
+      <w:r>
+        <w:t>Upon my death, I give {{ healthcare.anatomical_specified }} for the purposes stated: transplantation, therapy, research, or education, to the extent permitted by law.</w:t>
+      </w:r>
+    </w:p>
+    <w:p>
+      <w:pPr>
+        <w:pStyle w:val="TextHeading3"/>
+        <w:tabs>
+          <w:tab w:val="left" w:pos="2160"/>
+          <w:tab w:val="left" w:pos="7920"/>
+        </w:tabs>
+        <w:rPr>
+          <w:szCs w:val="24"/>
+        </w:rPr>
+      </w:pPr>
+      <w:r>
+        <w:rPr>
+          <w:szCs w:val="24"/>
+        </w:rPr>
+        <w:t>{% elif hcp_anatomical_none %}</w:t>
+      </w:r>
+    </w:p>
+    <w:p>
+      <w:pPr>
+        <w:pStyle w:val="Heading2"/>
+      </w:pPr>
+      <w:r>
+        <w:t>Anatomical Gift</w:t>
+      </w:r>
+    </w:p>
+    <w:p>
+      <w:pPr>
+        <w:pStyle w:val="TextHeading2"/>
+      </w:pPr>
+      <w:r>
+        <w:t>Upon my death, I do not wish to make an anatomical gift of any organs, tissues, or parts of my body.</w:t>
+      </w:r>
+    </w:p>
+    <w:p>
+      <w:pPr>
+        <w:pStyle w:val="TextHeading3"/>
+        <w:tabs>
+          <w:tab w:val="left" w:pos="2160"/>
+          <w:tab w:val="left" w:pos="7920"/>
+        </w:tabs>
+        <w:rPr>
+          <w:szCs w:val="24"/>
+        </w:rPr>
+      </w:pPr>
+      <w:r>
+        <w:rPr>
+          <w:szCs w:val="24"/>
+        </w:rPr>
+        <w:t>{% endif %}</w:t>
       </w:r>
     </w:p>
     <w:p>

--- a/tools/aubreylaw-docgeneration/templates/health-care-proxy.docx
+++ b/tools/aubreylaw-docgeneration/templates/health-care-proxy.docx
@@ -496,19 +496,7 @@
         <w:t xml:space="preserve">However, the medical information and medical records provisions described in </w:t>
       </w:r>
       <w:r>
-        <w:fldChar w:fldCharType="begin"/>
-      </w:r>
-      <w:r>
-        <w:instrText xml:space="preserve"> REF 14505908708652856179 \r \h </w:instrText>
-      </w:r>
-      <w:r>
-        <w:fldChar w:fldCharType="separate"/>
-      </w:r>
-      <w:r>
         <w:t>Section 2.04</w:t>
-      </w:r>
-      <w:r>
-        <w:fldChar w:fldCharType="end"/>
       </w:r>
       <w:r>
         <w:t xml:space="preserve"> continue in effect for an additional 24 months from the date of my death unless revoked.  My Health Care Proxy’s authority does not terminate if I become disabled or incapacitated.</w:t>
